--- a/archive/2026-10-02/contracts/02_단기_육상선수_에이전시_계약서.docx
+++ b/archive/2026-10-02/contracts/02_단기_육상선수_에이전시_계약서.docx
@@ -1639,6 +1639,15 @@
       </w:r>
     </w:p>
     <w:p>
+      <w:r>
+        <w:rPr>
+          <w:rFonts w:ascii="Calibri" w:hAnsi="Calibri" w:eastAsia="Malgun Gothic"/>
+          <w:b w:val="0"/>
+        </w:rPr>
+        <w:t>⑤ 광고·협찬 게시물의 표시 방법(“광고”, “유료 광고 포함” 등 표기)은 거래별 별도 합의서에서 정한다.</w:t>
+      </w:r>
+    </w:p>
+    <w:p>
       <w:pPr>
         <w:pStyle w:val="Heading2"/>
         <w:keepNext/>
@@ -1878,6 +1887,15 @@
       </w:r>
     </w:p>
     <w:p>
+      <w:r>
+        <w:rPr>
+          <w:rFonts w:ascii="Calibri" w:hAnsi="Calibri" w:eastAsia="Malgun Gothic"/>
+          <w:b w:val="0"/>
+        </w:rPr>
+        <w:t>④ 선수가 공무원·지방자치단체 소속 등으로 겸직 허가나 소속기관의 승인이 필요한 경우, 계약 체결 전에 허가·승인을 받을 것을 권장한다. 선수는 허가·승인 없이 활동하면 소속기관과의 분쟁, 징계, 계약상 불이익이 생길 수 있음을 충분히 인지하고 계약을 체결한다. 회사는 허가·승인 신청에 필요한 자료 준비와 안내를 도울 수 있으나, 선수를 대리하여 신청하거나 소속기관과 교섭하지 않는다.</w:t>
+      </w:r>
+    </w:p>
+    <w:p>
       <w:pPr>
         <w:pStyle w:val="Heading2"/>
         <w:keepNext/>
@@ -2102,7 +2120,15 @@
           <w:rFonts w:ascii="Calibri" w:hAnsi="Calibri" w:eastAsia="Malgun Gothic"/>
           <w:b w:val="0"/>
         </w:rPr>
-        <w:t>② 선수의 건강·부상·질병·상담·도핑 관련 정보는 별도의 민감정보 동의를 받아 처리한다.</w:t>
+        <w:t xml:space="preserve">② 선수의 건강·부상·질병·상담·도핑 관련 정보는 「개인정보·민감정보 수집·이용 동의서」(14번 서식)에 따른 별도 동의를 받아 처리한다. </w:t>
+      </w:r>
+      <w:r>
+        <w:rPr>
+          <w:rFonts w:ascii="Calibri" w:hAnsi="Calibri" w:eastAsia="Malgun Gothic"/>
+          <w:b/>
+          <w:color w:val="0D5F5A"/>
+        </w:rPr>
+        <w:t>선수가 선택 항목에 동의하지 않아도 계약 체결과 수익배분에 불이익을 주지 않는다.</w:t>
       </w:r>
     </w:p>
     <w:p>
@@ -2419,6 +2445,23 @@
           <w:b w:val="0"/>
         </w:rPr>
         <w:t>④ 법정대리인은 선수의 정산자료를 열람할 수 있다. 다만 선수의 수익을 법정대리인에게 지급하려면 별도 수령권한을 확인해야 한다.</w:t>
+      </w:r>
+    </w:p>
+    <w:p>
+      <w:r>
+        <w:rPr>
+          <w:rFonts w:ascii="Calibri" w:hAnsi="Calibri" w:eastAsia="Malgun Gothic"/>
+          <w:b w:val="0"/>
+        </w:rPr>
+        <w:t xml:space="preserve">⑤ </w:t>
+      </w:r>
+      <w:r>
+        <w:rPr>
+          <w:rFonts w:ascii="Calibri" w:hAnsi="Calibri" w:eastAsia="Malgun Gothic"/>
+          <w:b/>
+          <w:color w:val="0D5F5A"/>
+        </w:rPr>
+        <w:t>미성년 선수의 상업거래 승인과 별도 합의서에는 법정대리인이 함께 서명한다.</w:t>
       </w:r>
     </w:p>
     <w:p>
